--- a/docs/GRADUATION_PROJECT_REPORT_v03.docx
+++ b/docs/GRADUATION_PROJECT_REPORT_v03.docx
@@ -16282,7 +16282,7 @@
           <w:noProof/>
         </w:rPr>
         <w:drawing>
-          <wp:inline distT="0" distB="0" distL="0" distR="0" wp14:anchorId="5040D93C" wp14:editId="1930FED2">
+          <wp:inline distT="0" distB="0" distL="0" distR="0" wp14:anchorId="5040D93C" wp14:editId="11CE7013">
             <wp:extent cx="5502910" cy="2872842"/>
             <wp:effectExtent l="0" t="0" r="0" b="0"/>
             <wp:docPr id="101" name="Figure1"/>
@@ -16476,6 +16476,65 @@
     <w:p>
       <w:pPr>
         <w:spacing w:before="60" w:after="120"/>
+        <w:jc w:val="center"/>
+      </w:pPr>
+      <w:r>
+        <w:rPr>
+          <w:noProof/>
+        </w:rPr>
+        <w:drawing>
+          <wp:inline distT="0" distB="0" distL="0" distR="0" wp14:anchorId="48CBD5FE" wp14:editId="2E99039C">
+            <wp:extent cx="4299732" cy="4391025"/>
+            <wp:effectExtent l="0" t="0" r="5715" b="0"/>
+            <wp:docPr id="714854583" name="Picture 2"/>
+            <wp:cNvGraphicFramePr>
+              <a:graphicFrameLocks xmlns:a="http://schemas.openxmlformats.org/drawingml/2006/main" noChangeAspect="1"/>
+            </wp:cNvGraphicFramePr>
+            <a:graphic xmlns:a="http://schemas.openxmlformats.org/drawingml/2006/main">
+              <a:graphicData uri="http://schemas.openxmlformats.org/drawingml/2006/picture">
+                <pic:pic xmlns:pic="http://schemas.openxmlformats.org/drawingml/2006/picture">
+                  <pic:nvPicPr>
+                    <pic:cNvPr id="0" name="Picture 6"/>
+                    <pic:cNvPicPr>
+                      <a:picLocks noChangeAspect="1" noChangeArrowheads="1"/>
+                    </pic:cNvPicPr>
+                  </pic:nvPicPr>
+                  <pic:blipFill>
+                    <a:blip r:embed="rId12">
+                      <a:extLst>
+                        <a:ext uri="{28A0092B-C50C-407E-A947-70E740481C1C}">
+                          <a14:useLocalDpi xmlns:a14="http://schemas.microsoft.com/office/drawing/2010/main" val="0"/>
+                        </a:ext>
+                      </a:extLst>
+                    </a:blip>
+                    <a:srcRect/>
+                    <a:stretch>
+                      <a:fillRect/>
+                    </a:stretch>
+                  </pic:blipFill>
+                  <pic:spPr bwMode="auto">
+                    <a:xfrm>
+                      <a:off x="0" y="0"/>
+                      <a:ext cx="4302849" cy="4394208"/>
+                    </a:xfrm>
+                    <a:prstGeom prst="rect">
+                      <a:avLst/>
+                    </a:prstGeom>
+                    <a:noFill/>
+                    <a:ln>
+                      <a:noFill/>
+                    </a:ln>
+                  </pic:spPr>
+                </pic:pic>
+              </a:graphicData>
+            </a:graphic>
+          </wp:inline>
+        </w:drawing>
+      </w:r>
+    </w:p>
+    <w:p>
+      <w:pPr>
+        <w:spacing w:before="60" w:after="120"/>
         <w:jc w:val="both"/>
       </w:pPr>
       <w:r>
@@ -16483,6 +16542,7 @@
           <w:b/>
           <w:bCs/>
         </w:rPr>
+        <w:lastRenderedPageBreak/>
         <w:t>Figure 3. SSE Streaming Sequence</w:t>
       </w:r>
     </w:p>
@@ -16496,7 +16556,7 @@
           <w:noProof/>
         </w:rPr>
         <w:drawing>
-          <wp:inline distT="0" distB="0" distL="0" distR="0" wp14:anchorId="0DC2B3A3" wp14:editId="5C39319B">
+          <wp:inline distT="0" distB="0" distL="0" distR="0" wp14:anchorId="0DC2B3A3" wp14:editId="7938C444">
             <wp:extent cx="5502910" cy="3010415"/>
             <wp:effectExtent l="0" t="0" r="0" b="0"/>
             <wp:docPr id="103" name="Figure3"/>
@@ -16511,7 +16571,7 @@
                     <pic:cNvPicPr/>
                   </pic:nvPicPr>
                   <pic:blipFill>
-                    <a:blip r:embed="rId12" cstate="print">
+                    <a:blip r:embed="rId13" cstate="print">
                       <a:extLst>
                         <a:ext uri="{28A0092B-C50C-407E-A947-70E740481C1C}">
                           <a14:useLocalDpi xmlns:a14="http://schemas.microsoft.com/office/drawing/2010/main" val="0"/>
@@ -16554,11 +16614,7 @@
         <w:jc w:val="both"/>
       </w:pPr>
       <w:r>
-        <w:t xml:space="preserve">The architecture separates presentation, application logic, relational persistence, vector retrieval, and LLM generation. This separation makes the system easier to test and maintain. For example, Qdrant can be unavailable while local retrieval fallback continues </w:t>
-      </w:r>
-      <w:r>
-        <w:lastRenderedPageBreak/>
-        <w:t>to support a reduced retrieval mode. Similarly, the relational database remains responsible for application state even when vector search behavior changes.</w:t>
+        <w:t>The architecture separates presentation, application logic, relational persistence, vector retrieval, and LLM generation. This separation makes the system easier to test and maintain. For example, Qdrant can be unavailable while local retrieval fallback continues to support a reduced retrieval mode. Similarly, the relational database remains responsible for application state even when vector search behavior changes.</w:t>
       </w:r>
     </w:p>
     <w:p>
@@ -16622,6 +16678,7 @@
           <w:rFonts w:ascii="Courier New" w:eastAsia="Courier New" w:hAnsi="Courier New" w:cs="Courier New"/>
           <w:color w:val="555555"/>
         </w:rPr>
+        <w:lastRenderedPageBreak/>
         <w:t>chat_history</w:t>
       </w:r>
       <w:r>
@@ -16711,11 +16768,7 @@
         <w:jc w:val="both"/>
       </w:pPr>
       <w:r>
-        <w:t xml:space="preserve">Document analysis follows a different flow from normal question answering. The user uploads a PDF file through a multipart request. The backend extracts text from the PDF, compacts the document text to fit generation constraints, optionally combines it with a user question, and calls the document answer generation function. The response includes the </w:t>
-      </w:r>
-      <w:r>
-        <w:lastRenderedPageBreak/>
-        <w:t>answer, a document summary, category information, and optional conversation identifiers [20].</w:t>
+        <w:t>Document analysis follows a different flow from normal question answering. The user uploads a PDF file through a multipart request. The backend extracts text from the PDF, compacts the document text to fit generation constraints, optionally combines it with a user question, and calls the document answer generation function. The response includes the answer, a document summary, category information, and optional conversation identifiers [20].</w:t>
       </w:r>
     </w:p>
     <w:p>
@@ -18757,9 +18810,12 @@
         <w:jc w:val="center"/>
       </w:pPr>
       <w:r>
+        <w:rPr>
+          <w:noProof/>
+        </w:rPr>
         <w:lastRenderedPageBreak/>
         <w:drawing>
-          <wp:anchor distT="0" distB="0" distL="114300" distR="114300" simplePos="0" relativeHeight="251658240" behindDoc="1" locked="0" layoutInCell="1" allowOverlap="1" wp14:anchorId="21E870F0" wp14:editId="6DE09822">
+          <wp:anchor distT="0" distB="0" distL="114300" distR="114300" simplePos="0" relativeHeight="251658240" behindDoc="1" locked="0" layoutInCell="1" allowOverlap="1" wp14:anchorId="21E870F0" wp14:editId="2E5B221F">
             <wp:simplePos x="0" y="0"/>
             <wp:positionH relativeFrom="page">
               <wp:align>center</wp:align>
@@ -18790,7 +18846,7 @@
                     <pic:cNvPicPr/>
                   </pic:nvPicPr>
                   <pic:blipFill>
-                    <a:blip r:embed="rId13" cstate="print">
+                    <a:blip r:embed="rId14" cstate="print">
                       <a:extLst>
                         <a:ext uri="{28A0092B-C50C-407E-A947-70E740481C1C}">
                           <a14:useLocalDpi xmlns:a14="http://schemas.microsoft.com/office/drawing/2010/main" val="0"/>
@@ -19175,7 +19231,7 @@
           <w:noProof/>
         </w:rPr>
         <w:drawing>
-          <wp:inline distT="0" distB="0" distL="0" distR="0" wp14:anchorId="3CD9807D" wp14:editId="32EA9EF3">
+          <wp:inline distT="0" distB="0" distL="0" distR="0" wp14:anchorId="3CD9807D" wp14:editId="36E94725">
             <wp:extent cx="5502910" cy="3674001"/>
             <wp:effectExtent l="0" t="0" r="0" b="0"/>
             <wp:docPr id="106" name="Figure6"/>
@@ -19190,7 +19246,7 @@
                     <pic:cNvPicPr/>
                   </pic:nvPicPr>
                   <pic:blipFill>
-                    <a:blip r:embed="rId14" cstate="print">
+                    <a:blip r:embed="rId15" cstate="print">
                       <a:extLst>
                         <a:ext uri="{28A0092B-C50C-407E-A947-70E740481C1C}">
                           <a14:useLocalDpi xmlns:a14="http://schemas.microsoft.com/office/drawing/2010/main" val="0"/>
@@ -19375,7 +19431,7 @@
           <w:noProof/>
         </w:rPr>
         <w:drawing>
-          <wp:inline distT="0" distB="0" distL="0" distR="0" wp14:anchorId="01BAA564" wp14:editId="7A629492">
+          <wp:inline distT="0" distB="0" distL="0" distR="0" wp14:anchorId="01BAA564" wp14:editId="52C3A6F8">
             <wp:extent cx="5502910" cy="5405799"/>
             <wp:effectExtent l="0" t="0" r="0" b="0"/>
             <wp:docPr id="104" name="Figure4"/>
@@ -19390,7 +19446,7 @@
                     <pic:cNvPicPr/>
                   </pic:nvPicPr>
                   <pic:blipFill>
-                    <a:blip r:embed="rId15" cstate="print">
+                    <a:blip r:embed="rId16" cstate="print">
                       <a:extLst>
                         <a:ext uri="{28A0092B-C50C-407E-A947-70E740481C1C}">
                           <a14:useLocalDpi xmlns:a14="http://schemas.microsoft.com/office/drawing/2010/main" val="0"/>
@@ -21969,10 +22025,70 @@
     </w:p>
     <w:p>
       <w:pPr>
+        <w:spacing w:before="60" w:after="120"/>
+        <w:jc w:val="center"/>
+      </w:pPr>
+      <w:r>
+        <w:rPr>
+          <w:noProof/>
+        </w:rPr>
+        <w:drawing>
+          <wp:inline distT="0" distB="0" distL="0" distR="0" wp14:anchorId="4686D1DE" wp14:editId="4F4CDCE9">
+            <wp:extent cx="3893948" cy="5010099"/>
+            <wp:effectExtent l="0" t="0" r="0" b="635"/>
+            <wp:docPr id="1213511545" name="Picture 3"/>
+            <wp:cNvGraphicFramePr>
+              <a:graphicFrameLocks xmlns:a="http://schemas.openxmlformats.org/drawingml/2006/main" noChangeAspect="1"/>
+            </wp:cNvGraphicFramePr>
+            <a:graphic xmlns:a="http://schemas.openxmlformats.org/drawingml/2006/main">
+              <a:graphicData uri="http://schemas.openxmlformats.org/drawingml/2006/picture">
+                <pic:pic xmlns:pic="http://schemas.openxmlformats.org/drawingml/2006/picture">
+                  <pic:nvPicPr>
+                    <pic:cNvPr id="0" name="Picture 8"/>
+                    <pic:cNvPicPr>
+                      <a:picLocks noChangeAspect="1" noChangeArrowheads="1"/>
+                    </pic:cNvPicPr>
+                  </pic:nvPicPr>
+                  <pic:blipFill>
+                    <a:blip r:embed="rId17">
+                      <a:extLst>
+                        <a:ext uri="{28A0092B-C50C-407E-A947-70E740481C1C}">
+                          <a14:useLocalDpi xmlns:a14="http://schemas.microsoft.com/office/drawing/2010/main" val="0"/>
+                        </a:ext>
+                      </a:extLst>
+                    </a:blip>
+                    <a:srcRect/>
+                    <a:stretch>
+                      <a:fillRect/>
+                    </a:stretch>
+                  </pic:blipFill>
+                  <pic:spPr bwMode="auto">
+                    <a:xfrm>
+                      <a:off x="0" y="0"/>
+                      <a:ext cx="3908883" cy="5029315"/>
+                    </a:xfrm>
+                    <a:prstGeom prst="rect">
+                      <a:avLst/>
+                    </a:prstGeom>
+                    <a:noFill/>
+                    <a:ln>
+                      <a:noFill/>
+                    </a:ln>
+                  </pic:spPr>
+                </pic:pic>
+              </a:graphicData>
+            </a:graphic>
+          </wp:inline>
+        </w:drawing>
+      </w:r>
+    </w:p>
+    <w:p>
+      <w:pPr>
         <w:pStyle w:val="Heading2"/>
       </w:pPr>
       <w:bookmarkStart w:id="79" w:name="_Toc229661083"/>
       <w:r>
+        <w:lastRenderedPageBreak/>
         <w:t>8.4 Guest and Authenticated Flows</w:t>
       </w:r>
       <w:bookmarkEnd w:id="79"/>
@@ -21988,57 +22104,306 @@
     </w:p>
     <w:p>
       <w:pPr>
-        <w:pStyle w:val="Heading2"/>
-      </w:pPr>
-      <w:bookmarkStart w:id="80" w:name="_Toc229661084"/>
-      <w:r>
-        <w:t>8.5 Forum, Admin, and Document Interfaces</w:t>
-      </w:r>
-      <w:bookmarkEnd w:id="80"/>
-    </w:p>
-    <w:p>
-      <w:pPr>
         <w:spacing w:before="60" w:after="120"/>
         <w:jc w:val="both"/>
       </w:pPr>
       <w:r>
-        <w:t>The forum interface supports reading threads, creating discussions, replying, voting, and moderation-related actions. The admin interface exposes system-level information such as user lists, category distribution, feedback summaries, and weak queries. Document interfaces support PDF upload, analysis, comparison, and template-based PDF generation.</w:t>
-      </w:r>
-    </w:p>
-    <w:p>
-      <w:pPr>
-        <w:pStyle w:val="Heading2"/>
-      </w:pPr>
-      <w:bookmarkStart w:id="81" w:name="_Toc229661085"/>
-      <w:r>
-        <w:t>8.6 Theme and Typography</w:t>
-      </w:r>
-      <w:bookmarkEnd w:id="81"/>
+        <w:rPr>
+          <w:noProof/>
+        </w:rPr>
+        <w:drawing>
+          <wp:inline distT="0" distB="0" distL="0" distR="0" wp14:anchorId="5B043BBA" wp14:editId="09B0752E">
+            <wp:extent cx="5502910" cy="4563110"/>
+            <wp:effectExtent l="0" t="0" r="2540" b="8890"/>
+            <wp:docPr id="1733703751" name="Picture 4"/>
+            <wp:cNvGraphicFramePr>
+              <a:graphicFrameLocks xmlns:a="http://schemas.openxmlformats.org/drawingml/2006/main" noChangeAspect="1"/>
+            </wp:cNvGraphicFramePr>
+            <a:graphic xmlns:a="http://schemas.openxmlformats.org/drawingml/2006/main">
+              <a:graphicData uri="http://schemas.openxmlformats.org/drawingml/2006/picture">
+                <pic:pic xmlns:pic="http://schemas.openxmlformats.org/drawingml/2006/picture">
+                  <pic:nvPicPr>
+                    <pic:cNvPr id="0" name="Picture 10"/>
+                    <pic:cNvPicPr>
+                      <a:picLocks noChangeAspect="1" noChangeArrowheads="1"/>
+                    </pic:cNvPicPr>
+                  </pic:nvPicPr>
+                  <pic:blipFill>
+                    <a:blip r:embed="rId18" cstate="print">
+                      <a:extLst>
+                        <a:ext uri="{28A0092B-C50C-407E-A947-70E740481C1C}">
+                          <a14:useLocalDpi xmlns:a14="http://schemas.microsoft.com/office/drawing/2010/main" val="0"/>
+                        </a:ext>
+                      </a:extLst>
+                    </a:blip>
+                    <a:srcRect/>
+                    <a:stretch>
+                      <a:fillRect/>
+                    </a:stretch>
+                  </pic:blipFill>
+                  <pic:spPr bwMode="auto">
+                    <a:xfrm>
+                      <a:off x="0" y="0"/>
+                      <a:ext cx="5502910" cy="4563110"/>
+                    </a:xfrm>
+                    <a:prstGeom prst="rect">
+                      <a:avLst/>
+                    </a:prstGeom>
+                    <a:noFill/>
+                    <a:ln>
+                      <a:noFill/>
+                    </a:ln>
+                  </pic:spPr>
+                </pic:pic>
+              </a:graphicData>
+            </a:graphic>
+          </wp:inline>
+        </w:drawing>
+      </w:r>
     </w:p>
     <w:p>
       <w:pPr>
         <w:spacing w:before="60" w:after="120"/>
         <w:jc w:val="both"/>
       </w:pPr>
-      <w:r>
-        <w:t>The frontend design uses a documented theme and typography system. Centralized visual conventions improve consistency across chat, forum, admin, and document pages. This is important because the application combines several workflows in one interface.</w:t>
-      </w:r>
-    </w:p>
-    <w:p>
-      <w:pPr>
-        <w:pStyle w:val="Heading2"/>
-      </w:pPr>
-      <w:bookmarkStart w:id="82" w:name="_Toc229661086"/>
-      <w:r>
-        <w:t>8.7 Frontend Module Responsibilities</w:t>
-      </w:r>
-      <w:bookmarkEnd w:id="82"/>
     </w:p>
     <w:p>
       <w:pPr>
         <w:spacing w:before="60" w:after="120"/>
         <w:jc w:val="both"/>
       </w:pPr>
+    </w:p>
+    <w:p>
+      <w:pPr>
+        <w:spacing w:before="60" w:after="120"/>
+        <w:jc w:val="both"/>
+      </w:pPr>
+    </w:p>
+    <w:p>
+      <w:pPr>
+        <w:spacing w:before="60" w:after="120"/>
+        <w:jc w:val="both"/>
+      </w:pPr>
+    </w:p>
+    <w:p>
+      <w:pPr>
+        <w:spacing w:before="60" w:after="120"/>
+        <w:jc w:val="both"/>
+      </w:pPr>
+    </w:p>
+    <w:p>
+      <w:pPr>
+        <w:spacing w:before="60" w:after="120"/>
+        <w:jc w:val="both"/>
+      </w:pPr>
+    </w:p>
+    <w:p>
+      <w:pPr>
+        <w:spacing w:before="60" w:after="120"/>
+        <w:jc w:val="both"/>
+      </w:pPr>
+    </w:p>
+    <w:p>
+      <w:pPr>
+        <w:spacing w:before="60" w:after="120"/>
+        <w:jc w:val="both"/>
+      </w:pPr>
+    </w:p>
+    <w:p>
+      <w:pPr>
+        <w:spacing w:before="60" w:after="120"/>
+        <w:jc w:val="both"/>
+      </w:pPr>
+    </w:p>
+    <w:p>
+      <w:pPr>
+        <w:spacing w:before="60" w:after="120"/>
+        <w:jc w:val="both"/>
+      </w:pPr>
+    </w:p>
+    <w:p>
+      <w:pPr>
+        <w:spacing w:before="60" w:after="120"/>
+        <w:jc w:val="both"/>
+      </w:pPr>
+    </w:p>
+    <w:p>
+      <w:pPr>
+        <w:spacing w:before="60" w:after="120"/>
+        <w:jc w:val="both"/>
+      </w:pPr>
+    </w:p>
+    <w:p>
+      <w:pPr>
+        <w:spacing w:before="60" w:after="120"/>
+        <w:jc w:val="both"/>
+      </w:pPr>
+    </w:p>
+    <w:p>
+      <w:pPr>
+        <w:pStyle w:val="Heading2"/>
+      </w:pPr>
+      <w:bookmarkStart w:id="80" w:name="_Toc229661084"/>
+      <w:r>
+        <w:lastRenderedPageBreak/>
+        <w:t>8.5 Forum, Admin, and Document Interfaces</w:t>
+      </w:r>
+      <w:bookmarkEnd w:id="80"/>
+    </w:p>
+    <w:p>
+      <w:pPr>
+        <w:spacing w:before="60" w:after="120"/>
+        <w:jc w:val="both"/>
+      </w:pPr>
+      <w:r>
+        <w:t>The forum interface supports reading threads, creating discussions, replying, voting, and moderation-related actions. The admin interface exposes system-level information such as user lists, category distribution, feedback summaries, and weak queries. Document interfaces support PDF upload, analysis, comparison, and template-based PDF generation.</w:t>
+      </w:r>
+    </w:p>
+    <w:p>
+      <w:pPr>
+        <w:spacing w:before="60" w:after="120"/>
+      </w:pPr>
+      <w:r>
+        <w:rPr>
+          <w:noProof/>
+        </w:rPr>
+        <w:drawing>
+          <wp:inline distT="0" distB="0" distL="0" distR="0" wp14:anchorId="41F159B6" wp14:editId="45CF3C8C">
+            <wp:extent cx="2622241" cy="2628900"/>
+            <wp:effectExtent l="0" t="0" r="6985" b="0"/>
+            <wp:docPr id="1411064172" name="Picture 5"/>
+            <wp:cNvGraphicFramePr>
+              <a:graphicFrameLocks xmlns:a="http://schemas.openxmlformats.org/drawingml/2006/main" noChangeAspect="1"/>
+            </wp:cNvGraphicFramePr>
+            <a:graphic xmlns:a="http://schemas.openxmlformats.org/drawingml/2006/main">
+              <a:graphicData uri="http://schemas.openxmlformats.org/drawingml/2006/picture">
+                <pic:pic xmlns:pic="http://schemas.openxmlformats.org/drawingml/2006/picture">
+                  <pic:nvPicPr>
+                    <pic:cNvPr id="0" name="Picture 12"/>
+                    <pic:cNvPicPr>
+                      <a:picLocks noChangeAspect="1" noChangeArrowheads="1"/>
+                    </pic:cNvPicPr>
+                  </pic:nvPicPr>
+                  <pic:blipFill>
+                    <a:blip r:embed="rId19" cstate="print">
+                      <a:extLst>
+                        <a:ext uri="{28A0092B-C50C-407E-A947-70E740481C1C}">
+                          <a14:useLocalDpi xmlns:a14="http://schemas.microsoft.com/office/drawing/2010/main" val="0"/>
+                        </a:ext>
+                      </a:extLst>
+                    </a:blip>
+                    <a:srcRect/>
+                    <a:stretch>
+                      <a:fillRect/>
+                    </a:stretch>
+                  </pic:blipFill>
+                  <pic:spPr bwMode="auto">
+                    <a:xfrm>
+                      <a:off x="0" y="0"/>
+                      <a:ext cx="2642701" cy="2649411"/>
+                    </a:xfrm>
+                    <a:prstGeom prst="rect">
+                      <a:avLst/>
+                    </a:prstGeom>
+                    <a:noFill/>
+                    <a:ln>
+                      <a:noFill/>
+                    </a:ln>
+                  </pic:spPr>
+                </pic:pic>
+              </a:graphicData>
+            </a:graphic>
+          </wp:inline>
+        </w:drawing>
+      </w:r>
+      <w:r>
+        <w:rPr>
+          <w:noProof/>
+        </w:rPr>
+        <w:drawing>
+          <wp:inline distT="0" distB="0" distL="0" distR="0" wp14:anchorId="6134EE8B" wp14:editId="07FB1131">
+            <wp:extent cx="2838450" cy="2599018"/>
+            <wp:effectExtent l="0" t="0" r="0" b="0"/>
+            <wp:docPr id="258292858" name="Picture 6"/>
+            <wp:cNvGraphicFramePr>
+              <a:graphicFrameLocks xmlns:a="http://schemas.openxmlformats.org/drawingml/2006/main" noChangeAspect="1"/>
+            </wp:cNvGraphicFramePr>
+            <a:graphic xmlns:a="http://schemas.openxmlformats.org/drawingml/2006/main">
+              <a:graphicData uri="http://schemas.openxmlformats.org/drawingml/2006/picture">
+                <pic:pic xmlns:pic="http://schemas.openxmlformats.org/drawingml/2006/picture">
+                  <pic:nvPicPr>
+                    <pic:cNvPr id="0" name="Picture 14"/>
+                    <pic:cNvPicPr>
+                      <a:picLocks noChangeAspect="1" noChangeArrowheads="1"/>
+                    </pic:cNvPicPr>
+                  </pic:nvPicPr>
+                  <pic:blipFill>
+                    <a:blip r:embed="rId20" cstate="print">
+                      <a:extLst>
+                        <a:ext uri="{28A0092B-C50C-407E-A947-70E740481C1C}">
+                          <a14:useLocalDpi xmlns:a14="http://schemas.microsoft.com/office/drawing/2010/main" val="0"/>
+                        </a:ext>
+                      </a:extLst>
+                    </a:blip>
+                    <a:srcRect/>
+                    <a:stretch>
+                      <a:fillRect/>
+                    </a:stretch>
+                  </pic:blipFill>
+                  <pic:spPr bwMode="auto">
+                    <a:xfrm>
+                      <a:off x="0" y="0"/>
+                      <a:ext cx="2863097" cy="2621586"/>
+                    </a:xfrm>
+                    <a:prstGeom prst="rect">
+                      <a:avLst/>
+                    </a:prstGeom>
+                    <a:noFill/>
+                    <a:ln>
+                      <a:noFill/>
+                    </a:ln>
+                  </pic:spPr>
+                </pic:pic>
+              </a:graphicData>
+            </a:graphic>
+          </wp:inline>
+        </w:drawing>
+      </w:r>
+    </w:p>
+    <w:p>
+      <w:pPr>
+        <w:pStyle w:val="Heading2"/>
+      </w:pPr>
+      <w:bookmarkStart w:id="81" w:name="_Toc229661085"/>
+      <w:r>
+        <w:t>8.6 Theme and Typography</w:t>
+      </w:r>
+      <w:bookmarkEnd w:id="81"/>
+    </w:p>
+    <w:p>
+      <w:pPr>
+        <w:spacing w:before="60" w:after="120"/>
+        <w:jc w:val="both"/>
+      </w:pPr>
+      <w:r>
+        <w:t>The frontend design uses a documented theme and typography system. Centralized visual conventions improve consistency across chat, forum, admin, and document pages. This is important because the application combines several workflows in one interface.</w:t>
+      </w:r>
+    </w:p>
+    <w:p>
+      <w:pPr>
+        <w:pStyle w:val="Heading2"/>
+      </w:pPr>
+      <w:bookmarkStart w:id="82" w:name="_Toc229661086"/>
+      <w:r>
+        <w:t>8.7 Frontend Module Responsibilities</w:t>
+      </w:r>
+      <w:bookmarkEnd w:id="82"/>
+    </w:p>
+    <w:p>
+      <w:pPr>
+        <w:spacing w:before="60" w:after="120"/>
+        <w:jc w:val="both"/>
+      </w:pPr>
       <w:r>
         <w:t xml:space="preserve">The frontend source tree separates pages, components, hooks, API helpers, contexts, localization files, and flow utilities. Page components represent major screens such as </w:t>
       </w:r>
@@ -22129,7 +22494,6 @@
         <w:jc w:val="both"/>
       </w:pPr>
       <w:r>
-        <w:lastRenderedPageBreak/>
         <w:t xml:space="preserve">The </w:t>
       </w:r>
       <w:r>
@@ -22168,7 +22532,11 @@
         <w:jc w:val="both"/>
       </w:pPr>
       <w:r>
-        <w:t>Hak-Bul supports Turkish and English UI flows. This is important because the project report and some evaluation artifacts are in English, while the primary legal use case is Turkish. Localization files separate display text from component logic, making it easier to maintain bilingual interfaces.</w:t>
+        <w:t xml:space="preserve">Hak-Bul supports Turkish and English UI flows. This is important because the project report and some evaluation artifacts are in English, while the primary legal use case is </w:t>
+      </w:r>
+      <w:r>
+        <w:lastRenderedPageBreak/>
+        <w:t>Turkish. Localization files separate display text from component logic, making it easier to maintain bilingual interfaces.</w:t>
       </w:r>
     </w:p>
     <w:p>
@@ -22537,7 +22905,63 @@
         <w:pStyle w:val="Heading2"/>
       </w:pPr>
       <w:bookmarkStart w:id="98" w:name="_Toc229661102"/>
-      <w:r>
+    </w:p>
+    <w:p>
+      <w:pPr>
+        <w:pStyle w:val="Heading2"/>
+      </w:pPr>
+    </w:p>
+    <w:p>
+      <w:pPr>
+        <w:pStyle w:val="Heading2"/>
+      </w:pPr>
+    </w:p>
+    <w:p>
+      <w:pPr>
+        <w:pStyle w:val="Heading2"/>
+      </w:pPr>
+    </w:p>
+    <w:p>
+      <w:pPr>
+        <w:pStyle w:val="Heading2"/>
+      </w:pPr>
+    </w:p>
+    <w:p>
+      <w:pPr>
+        <w:pStyle w:val="Heading2"/>
+      </w:pPr>
+    </w:p>
+    <w:p>
+      <w:pPr>
+        <w:pStyle w:val="Heading2"/>
+      </w:pPr>
+    </w:p>
+    <w:p>
+      <w:pPr>
+        <w:pStyle w:val="Heading2"/>
+      </w:pPr>
+    </w:p>
+    <w:p>
+      <w:pPr>
+        <w:pStyle w:val="Heading2"/>
+      </w:pPr>
+    </w:p>
+    <w:p>
+      <w:pPr>
+        <w:pStyle w:val="Heading2"/>
+      </w:pPr>
+    </w:p>
+    <w:p>
+      <w:pPr>
+        <w:pStyle w:val="Heading2"/>
+      </w:pPr>
+    </w:p>
+    <w:p>
+      <w:pPr>
+        <w:pStyle w:val="Heading2"/>
+      </w:pPr>
+      <w:r>
+        <w:lastRenderedPageBreak/>
         <w:t>10.5 System Test Evidence</w:t>
       </w:r>
       <w:bookmarkEnd w:id="98"/>
@@ -22579,7 +23003,7 @@
       <w:tr>
         <w:tc>
           <w:tcPr>
-            <w:tcW w:w="3200" w:type="dxa"/>
+            <w:tcW w:w="2905" w:type="dxa"/>
             <w:tcBorders>
               <w:top w:val="single" w:sz="1" w:space="0" w:color="CCCCCC"/>
               <w:left w:val="single" w:sz="1" w:space="0" w:color="CCCCCC"/>
@@ -22611,7 +23035,7 @@
         </w:tc>
         <w:tc>
           <w:tcPr>
-            <w:tcW w:w="5466" w:type="dxa"/>
+            <w:tcW w:w="5761" w:type="dxa"/>
             <w:tcBorders>
               <w:top w:val="single" w:sz="1" w:space="0" w:color="CCCCCC"/>
               <w:left w:val="single" w:sz="1" w:space="0" w:color="CCCCCC"/>
@@ -22645,7 +23069,7 @@
       <w:tr>
         <w:tc>
           <w:tcPr>
-            <w:tcW w:w="3200" w:type="dxa"/>
+            <w:tcW w:w="2905" w:type="dxa"/>
             <w:tcBorders>
               <w:top w:val="single" w:sz="1" w:space="0" w:color="CCCCCC"/>
               <w:left w:val="single" w:sz="1" w:space="0" w:color="CCCCCC"/>
@@ -22674,7 +23098,7 @@
         </w:tc>
         <w:tc>
           <w:tcPr>
-            <w:tcW w:w="5466" w:type="dxa"/>
+            <w:tcW w:w="5761" w:type="dxa"/>
             <w:tcBorders>
               <w:top w:val="single" w:sz="1" w:space="0" w:color="CCCCCC"/>
               <w:left w:val="single" w:sz="1" w:space="0" w:color="CCCCCC"/>
@@ -22707,7 +23131,7 @@
       <w:tr>
         <w:tc>
           <w:tcPr>
-            <w:tcW w:w="3200" w:type="dxa"/>
+            <w:tcW w:w="2905" w:type="dxa"/>
             <w:tcBorders>
               <w:top w:val="single" w:sz="1" w:space="0" w:color="CCCCCC"/>
               <w:left w:val="single" w:sz="1" w:space="0" w:color="CCCCCC"/>
@@ -22736,7 +23160,7 @@
         </w:tc>
         <w:tc>
           <w:tcPr>
-            <w:tcW w:w="5466" w:type="dxa"/>
+            <w:tcW w:w="5761" w:type="dxa"/>
             <w:tcBorders>
               <w:top w:val="single" w:sz="1" w:space="0" w:color="CCCCCC"/>
               <w:left w:val="single" w:sz="1" w:space="0" w:color="CCCCCC"/>
@@ -22769,7 +23193,7 @@
       <w:tr>
         <w:tc>
           <w:tcPr>
-            <w:tcW w:w="3200" w:type="dxa"/>
+            <w:tcW w:w="2905" w:type="dxa"/>
             <w:tcBorders>
               <w:top w:val="single" w:sz="1" w:space="0" w:color="CCCCCC"/>
               <w:left w:val="single" w:sz="1" w:space="0" w:color="CCCCCC"/>
@@ -22798,7 +23222,7 @@
         </w:tc>
         <w:tc>
           <w:tcPr>
-            <w:tcW w:w="5466" w:type="dxa"/>
+            <w:tcW w:w="5761" w:type="dxa"/>
             <w:tcBorders>
               <w:top w:val="single" w:sz="1" w:space="0" w:color="CCCCCC"/>
               <w:left w:val="single" w:sz="1" w:space="0" w:color="CCCCCC"/>
@@ -22831,7 +23255,7 @@
       <w:tr>
         <w:tc>
           <w:tcPr>
-            <w:tcW w:w="3200" w:type="dxa"/>
+            <w:tcW w:w="2905" w:type="dxa"/>
             <w:tcBorders>
               <w:top w:val="single" w:sz="1" w:space="0" w:color="CCCCCC"/>
               <w:left w:val="single" w:sz="1" w:space="0" w:color="CCCCCC"/>
@@ -22860,7 +23284,7 @@
         </w:tc>
         <w:tc>
           <w:tcPr>
-            <w:tcW w:w="5466" w:type="dxa"/>
+            <w:tcW w:w="5761" w:type="dxa"/>
             <w:tcBorders>
               <w:top w:val="single" w:sz="1" w:space="0" w:color="CCCCCC"/>
               <w:left w:val="single" w:sz="1" w:space="0" w:color="CCCCCC"/>
@@ -22893,7 +23317,7 @@
       <w:tr>
         <w:tc>
           <w:tcPr>
-            <w:tcW w:w="3200" w:type="dxa"/>
+            <w:tcW w:w="2905" w:type="dxa"/>
             <w:tcBorders>
               <w:top w:val="single" w:sz="1" w:space="0" w:color="CCCCCC"/>
               <w:left w:val="single" w:sz="1" w:space="0" w:color="CCCCCC"/>
@@ -22922,7 +23346,7 @@
         </w:tc>
         <w:tc>
           <w:tcPr>
-            <w:tcW w:w="5466" w:type="dxa"/>
+            <w:tcW w:w="5761" w:type="dxa"/>
             <w:tcBorders>
               <w:top w:val="single" w:sz="1" w:space="0" w:color="CCCCCC"/>
               <w:left w:val="single" w:sz="1" w:space="0" w:color="CCCCCC"/>
@@ -22957,6 +23381,59 @@
       <w:pPr>
         <w:spacing w:after="120"/>
       </w:pPr>
+      <w:r>
+        <w:rPr>
+          <w:noProof/>
+        </w:rPr>
+        <w:drawing>
+          <wp:inline distT="0" distB="0" distL="0" distR="0" wp14:anchorId="783E634E" wp14:editId="748733E7">
+            <wp:extent cx="5502910" cy="4080510"/>
+            <wp:effectExtent l="0" t="0" r="2540" b="0"/>
+            <wp:docPr id="1493195228" name="Picture 8"/>
+            <wp:cNvGraphicFramePr>
+              <a:graphicFrameLocks xmlns:a="http://schemas.openxmlformats.org/drawingml/2006/main" noChangeAspect="1"/>
+            </wp:cNvGraphicFramePr>
+            <a:graphic xmlns:a="http://schemas.openxmlformats.org/drawingml/2006/main">
+              <a:graphicData uri="http://schemas.openxmlformats.org/drawingml/2006/picture">
+                <pic:pic xmlns:pic="http://schemas.openxmlformats.org/drawingml/2006/picture">
+                  <pic:nvPicPr>
+                    <pic:cNvPr id="0" name="Picture 21"/>
+                    <pic:cNvPicPr>
+                      <a:picLocks noChangeAspect="1" noChangeArrowheads="1"/>
+                    </pic:cNvPicPr>
+                  </pic:nvPicPr>
+                  <pic:blipFill>
+                    <a:blip r:embed="rId21" cstate="print">
+                      <a:extLst>
+                        <a:ext uri="{28A0092B-C50C-407E-A947-70E740481C1C}">
+                          <a14:useLocalDpi xmlns:a14="http://schemas.microsoft.com/office/drawing/2010/main" val="0"/>
+                        </a:ext>
+                      </a:extLst>
+                    </a:blip>
+                    <a:srcRect/>
+                    <a:stretch>
+                      <a:fillRect/>
+                    </a:stretch>
+                  </pic:blipFill>
+                  <pic:spPr bwMode="auto">
+                    <a:xfrm>
+                      <a:off x="0" y="0"/>
+                      <a:ext cx="5502910" cy="4080510"/>
+                    </a:xfrm>
+                    <a:prstGeom prst="rect">
+                      <a:avLst/>
+                    </a:prstGeom>
+                    <a:noFill/>
+                    <a:ln>
+                      <a:noFill/>
+                    </a:ln>
+                  </pic:spPr>
+                </pic:pic>
+              </a:graphicData>
+            </a:graphic>
+          </wp:inline>
+        </w:drawing>
+      </w:r>
     </w:p>
     <w:p>
       <w:pPr>
@@ -22989,7 +23466,6 @@
       </w:pPr>
       <w:bookmarkStart w:id="100" w:name="_Toc229661104"/>
       <w:r>
-        <w:lastRenderedPageBreak/>
         <w:t>10.7 100-Question System Test Discussion</w:t>
       </w:r>
       <w:bookmarkEnd w:id="100"/>
@@ -23000,7 +23476,11 @@
         <w:jc w:val="both"/>
       </w:pPr>
       <w:r>
-        <w:t>The 100-question system test evaluated the system with Turkish legal questions across multiple legal categories. The report recorded 100 questions across areas such as labor, rental, family, criminal, consumer, civil, real estate, commercial, administrative, and tax law [24]. The test is useful because it exposed operational behavior under repeated requests rather than only isolated success cases.</w:t>
+        <w:t xml:space="preserve">The 100-question system test evaluated the system with Turkish legal questions across multiple legal categories. The report recorded 100 questions across areas such as labor, </w:t>
+      </w:r>
+      <w:r>
+        <w:lastRenderedPageBreak/>
+        <w:t>rental, family, criminal, consumer, civil, real estate, commercial, administrative, and tax law [24]. The test is useful because it exposed operational behavior under repeated requests rather than only isolated success cases.</w:t>
       </w:r>
     </w:p>
     <w:p>
@@ -23156,6 +23636,24 @@
       <w:r>
         <w:t>RAGAS-style faithfulness, context recall, and answer relevancy metrics [11].</w:t>
       </w:r>
+    </w:p>
+    <w:p>
+      <w:pPr>
+        <w:spacing w:before="40" w:after="40"/>
+        <w:jc w:val="both"/>
+      </w:pPr>
+    </w:p>
+    <w:p>
+      <w:pPr>
+        <w:spacing w:before="40" w:after="40"/>
+        <w:jc w:val="both"/>
+      </w:pPr>
+    </w:p>
+    <w:p>
+      <w:pPr>
+        <w:spacing w:before="40" w:after="40"/>
+        <w:jc w:val="both"/>
+      </w:pPr>
     </w:p>
     <w:p>
       <w:pPr>
@@ -36677,8 +37175,8 @@
     </w:tbl>
     <w:p/>
     <w:sectPr>
-      <w:headerReference w:type="default" r:id="rId16"/>
-      <w:footerReference w:type="default" r:id="rId17"/>
+      <w:headerReference w:type="default" r:id="rId22"/>
+      <w:footerReference w:type="default" r:id="rId23"/>
       <w:pgSz w:w="11906" w:h="16838"/>
       <w:pgMar w:top="1440" w:right="1440" w:bottom="1440" w:left="1800" w:header="708" w:footer="708" w:gutter="0"/>
       <w:cols w:space="708"/>

--- a/docs/GRADUATION_PROJECT_REPORT_v03.docx
+++ b/docs/GRADUATION_PROJECT_REPORT_v03.docx
@@ -16282,7 +16282,7 @@
           <w:noProof/>
         </w:rPr>
         <w:drawing>
-          <wp:inline distT="0" distB="0" distL="0" distR="0" wp14:anchorId="5040D93C" wp14:editId="11CE7013">
+          <wp:inline distT="0" distB="0" distL="0" distR="0" wp14:anchorId="5040D93C" wp14:editId="796EED27">
             <wp:extent cx="5502910" cy="2872842"/>
             <wp:effectExtent l="0" t="0" r="0" b="0"/>
             <wp:docPr id="101" name="Figure1"/>
@@ -16556,7 +16556,7 @@
           <w:noProof/>
         </w:rPr>
         <w:drawing>
-          <wp:inline distT="0" distB="0" distL="0" distR="0" wp14:anchorId="0DC2B3A3" wp14:editId="7938C444">
+          <wp:inline distT="0" distB="0" distL="0" distR="0" wp14:anchorId="0DC2B3A3" wp14:editId="7DCE9674">
             <wp:extent cx="5502910" cy="3010415"/>
             <wp:effectExtent l="0" t="0" r="0" b="0"/>
             <wp:docPr id="103" name="Figure3"/>
@@ -18815,7 +18815,7 @@
         </w:rPr>
         <w:lastRenderedPageBreak/>
         <w:drawing>
-          <wp:anchor distT="0" distB="0" distL="114300" distR="114300" simplePos="0" relativeHeight="251658240" behindDoc="1" locked="0" layoutInCell="1" allowOverlap="1" wp14:anchorId="21E870F0" wp14:editId="2E5B221F">
+          <wp:anchor distT="0" distB="0" distL="114300" distR="114300" simplePos="0" relativeHeight="251658240" behindDoc="1" locked="0" layoutInCell="1" allowOverlap="1" wp14:anchorId="21E870F0" wp14:editId="39FB6E98">
             <wp:simplePos x="0" y="0"/>
             <wp:positionH relativeFrom="page">
               <wp:align>center</wp:align>
@@ -19034,6 +19034,65 @@
     </w:p>
     <w:p>
       <w:pPr>
+        <w:spacing w:before="60" w:after="120"/>
+        <w:jc w:val="center"/>
+      </w:pPr>
+      <w:r>
+        <w:rPr>
+          <w:noProof/>
+        </w:rPr>
+        <w:drawing>
+          <wp:inline distT="0" distB="0" distL="0" distR="0" wp14:anchorId="54D7131C" wp14:editId="7581C274">
+            <wp:extent cx="5502910" cy="3397250"/>
+            <wp:effectExtent l="0" t="0" r="2540" b="0"/>
+            <wp:docPr id="366662894" name="Picture 3"/>
+            <wp:cNvGraphicFramePr>
+              <a:graphicFrameLocks xmlns:a="http://schemas.openxmlformats.org/drawingml/2006/main" noChangeAspect="1"/>
+            </wp:cNvGraphicFramePr>
+            <a:graphic xmlns:a="http://schemas.openxmlformats.org/drawingml/2006/main">
+              <a:graphicData uri="http://schemas.openxmlformats.org/drawingml/2006/picture">
+                <pic:pic xmlns:pic="http://schemas.openxmlformats.org/drawingml/2006/picture">
+                  <pic:nvPicPr>
+                    <pic:cNvPr id="0" name="Picture 5"/>
+                    <pic:cNvPicPr>
+                      <a:picLocks noChangeAspect="1" noChangeArrowheads="1"/>
+                    </pic:cNvPicPr>
+                  </pic:nvPicPr>
+                  <pic:blipFill>
+                    <a:blip r:embed="rId15">
+                      <a:extLst>
+                        <a:ext uri="{28A0092B-C50C-407E-A947-70E740481C1C}">
+                          <a14:useLocalDpi xmlns:a14="http://schemas.microsoft.com/office/drawing/2010/main" val="0"/>
+                        </a:ext>
+                      </a:extLst>
+                    </a:blip>
+                    <a:srcRect/>
+                    <a:stretch>
+                      <a:fillRect/>
+                    </a:stretch>
+                  </pic:blipFill>
+                  <pic:spPr bwMode="auto">
+                    <a:xfrm>
+                      <a:off x="0" y="0"/>
+                      <a:ext cx="5502910" cy="3397250"/>
+                    </a:xfrm>
+                    <a:prstGeom prst="rect">
+                      <a:avLst/>
+                    </a:prstGeom>
+                    <a:noFill/>
+                    <a:ln>
+                      <a:noFill/>
+                    </a:ln>
+                  </pic:spPr>
+                </pic:pic>
+              </a:graphicData>
+            </a:graphic>
+          </wp:inline>
+        </w:drawing>
+      </w:r>
+    </w:p>
+    <w:p>
+      <w:pPr>
         <w:pStyle w:val="Heading2"/>
       </w:pPr>
       <w:bookmarkStart w:id="46" w:name="_Toc229661050"/>
@@ -19048,6 +19107,7 @@
         <w:jc w:val="both"/>
       </w:pPr>
       <w:r>
+        <w:lastRenderedPageBreak/>
         <w:t xml:space="preserve">The feedback system stores a </w:t>
       </w:r>
       <w:r>
@@ -19230,8 +19290,9 @@
         <w:rPr>
           <w:noProof/>
         </w:rPr>
+        <w:lastRenderedPageBreak/>
         <w:drawing>
-          <wp:inline distT="0" distB="0" distL="0" distR="0" wp14:anchorId="3CD9807D" wp14:editId="36E94725">
+          <wp:inline distT="0" distB="0" distL="0" distR="0" wp14:anchorId="3CD9807D" wp14:editId="40EC07FE">
             <wp:extent cx="5502910" cy="3674001"/>
             <wp:effectExtent l="0" t="0" r="0" b="0"/>
             <wp:docPr id="106" name="Figure6"/>
@@ -19246,7 +19307,7 @@
                     <pic:cNvPicPr/>
                   </pic:nvPicPr>
                   <pic:blipFill>
-                    <a:blip r:embed="rId15" cstate="print">
+                    <a:blip r:embed="rId16" cstate="print">
                       <a:extLst>
                         <a:ext uri="{28A0092B-C50C-407E-A947-70E740481C1C}">
                           <a14:useLocalDpi xmlns:a14="http://schemas.microsoft.com/office/drawing/2010/main" val="0"/>
@@ -19337,11 +19398,7 @@
         <w:jc w:val="both"/>
       </w:pPr>
       <w:r>
-        <w:t xml:space="preserve">This separation also improves maintainability. The legal corpus can be rebuilt, re-embedded, or moved between Qdrant collections without migrating user accounts or chat history. Conversely, user data can be backed up or migrated without changing the vector </w:t>
-      </w:r>
-      <w:r>
-        <w:lastRenderedPageBreak/>
-        <w:t xml:space="preserve">index. The system only connects the two layers at runtime through retrieved source metadata, which may be copied into </w:t>
+        <w:t xml:space="preserve">This separation also improves maintainability. The legal corpus can be rebuilt, re-embedded, or moved between Qdrant collections without migrating user accounts or chat history. Conversely, user data can be backed up or migrated without changing the vector index. The system only connects the two layers at runtime through retrieved source metadata, which may be copied into </w:t>
       </w:r>
       <w:r>
         <w:rPr>
@@ -19431,7 +19488,7 @@
           <w:noProof/>
         </w:rPr>
         <w:drawing>
-          <wp:inline distT="0" distB="0" distL="0" distR="0" wp14:anchorId="01BAA564" wp14:editId="52C3A6F8">
+          <wp:inline distT="0" distB="0" distL="0" distR="0" wp14:anchorId="01BAA564" wp14:editId="24508ADD">
             <wp:extent cx="5502910" cy="5405799"/>
             <wp:effectExtent l="0" t="0" r="0" b="0"/>
             <wp:docPr id="104" name="Figure4"/>
@@ -19446,7 +19503,7 @@
                     <pic:cNvPicPr/>
                   </pic:nvPicPr>
                   <pic:blipFill>
-                    <a:blip r:embed="rId16" cstate="print">
+                    <a:blip r:embed="rId17" cstate="print">
                       <a:extLst>
                         <a:ext uri="{28A0092B-C50C-407E-A947-70E740481C1C}">
                           <a14:useLocalDpi xmlns:a14="http://schemas.microsoft.com/office/drawing/2010/main" val="0"/>
@@ -19475,10 +19532,133 @@
     </w:p>
     <w:p>
       <w:pPr>
+        <w:spacing w:before="80" w:after="80"/>
+        <w:jc w:val="center"/>
+      </w:pPr>
+    </w:p>
+    <w:p>
+      <w:pPr>
+        <w:spacing w:before="80" w:after="80"/>
+        <w:jc w:val="center"/>
+      </w:pPr>
+    </w:p>
+    <w:p>
+      <w:pPr>
+        <w:spacing w:before="80" w:after="80"/>
+        <w:jc w:val="center"/>
+      </w:pPr>
+    </w:p>
+    <w:p>
+      <w:pPr>
+        <w:spacing w:before="80" w:after="80"/>
+        <w:jc w:val="center"/>
+      </w:pPr>
+    </w:p>
+    <w:p>
+      <w:pPr>
+        <w:spacing w:before="80" w:after="80"/>
+        <w:jc w:val="center"/>
+      </w:pPr>
+    </w:p>
+    <w:p>
+      <w:pPr>
+        <w:spacing w:before="80" w:after="80"/>
+        <w:jc w:val="center"/>
+      </w:pPr>
+    </w:p>
+    <w:p>
+      <w:pPr>
+        <w:spacing w:before="80" w:after="80"/>
+        <w:jc w:val="center"/>
+      </w:pPr>
+    </w:p>
+    <w:p>
+      <w:pPr>
         <w:pStyle w:val="Heading2"/>
+        <w:jc w:val="center"/>
       </w:pPr>
       <w:bookmarkStart w:id="53" w:name="_Toc229661057"/>
       <w:r>
+        <w:rPr>
+          <w:noProof/>
+        </w:rPr>
+        <w:lastRenderedPageBreak/>
+        <w:drawing>
+          <wp:inline distT="0" distB="0" distL="0" distR="0" wp14:anchorId="7DD53B84" wp14:editId="18E3861A">
+            <wp:extent cx="5362059" cy="7010400"/>
+            <wp:effectExtent l="0" t="0" r="0" b="0"/>
+            <wp:docPr id="1496436925" name="Picture 1"/>
+            <wp:cNvGraphicFramePr>
+              <a:graphicFrameLocks xmlns:a="http://schemas.openxmlformats.org/drawingml/2006/main" noChangeAspect="1"/>
+            </wp:cNvGraphicFramePr>
+            <a:graphic xmlns:a="http://schemas.openxmlformats.org/drawingml/2006/main">
+              <a:graphicData uri="http://schemas.openxmlformats.org/drawingml/2006/picture">
+                <pic:pic xmlns:pic="http://schemas.openxmlformats.org/drawingml/2006/picture">
+                  <pic:nvPicPr>
+                    <pic:cNvPr id="0" name="Picture 1"/>
+                    <pic:cNvPicPr>
+                      <a:picLocks noChangeAspect="1" noChangeArrowheads="1"/>
+                    </pic:cNvPicPr>
+                  </pic:nvPicPr>
+                  <pic:blipFill>
+                    <a:blip r:embed="rId18">
+                      <a:extLst>
+                        <a:ext uri="{28A0092B-C50C-407E-A947-70E740481C1C}">
+                          <a14:useLocalDpi xmlns:a14="http://schemas.microsoft.com/office/drawing/2010/main" val="0"/>
+                        </a:ext>
+                      </a:extLst>
+                    </a:blip>
+                    <a:srcRect/>
+                    <a:stretch>
+                      <a:fillRect/>
+                    </a:stretch>
+                  </pic:blipFill>
+                  <pic:spPr bwMode="auto">
+                    <a:xfrm>
+                      <a:off x="0" y="0"/>
+                      <a:ext cx="5362194" cy="7010577"/>
+                    </a:xfrm>
+                    <a:prstGeom prst="rect">
+                      <a:avLst/>
+                    </a:prstGeom>
+                    <a:noFill/>
+                    <a:ln>
+                      <a:noFill/>
+                    </a:ln>
+                  </pic:spPr>
+                </pic:pic>
+              </a:graphicData>
+            </a:graphic>
+          </wp:inline>
+        </w:drawing>
+      </w:r>
+    </w:p>
+    <w:p>
+      <w:pPr>
+        <w:pStyle w:val="Heading2"/>
+      </w:pPr>
+    </w:p>
+    <w:p>
+      <w:pPr>
+        <w:pStyle w:val="Heading2"/>
+      </w:pPr>
+    </w:p>
+    <w:p>
+      <w:pPr>
+        <w:pStyle w:val="Heading2"/>
+      </w:pPr>
+    </w:p>
+    <w:p>
+      <w:pPr>
+        <w:pStyle w:val="Heading2"/>
+      </w:pPr>
+    </w:p>
+    <w:p>
+      <w:pPr>
+        <w:pStyle w:val="Heading2"/>
+      </w:pPr>
+      <w:r>
+        <w:lastRenderedPageBreak/>
         <w:t>6.2 Gibberish Detection</w:t>
       </w:r>
       <w:bookmarkEnd w:id="53"/>
@@ -19508,7 +19688,6 @@
         <w:jc w:val="both"/>
       </w:pPr>
       <w:r>
-        <w:lastRenderedPageBreak/>
         <w:t>The system uses keyword-based categorization to map questions to legal areas. Supported categories include labor law, civil law, criminal law, commercial law, consumer law, real estate, administrative law, tax law, social security law, intellectual property, information technology law, constitutional law, procedural law, and general law [22].</w:t>
       </w:r>
     </w:p>
@@ -19662,6 +19841,7 @@
         <w:jc w:val="both"/>
       </w:pPr>
       <w:r>
+        <w:lastRenderedPageBreak/>
         <w:t>Source formatting creates a title, short summary, normalized score, and official URL when possible. For law chunks, official legislation URLs are derived from a static mapping rather than requiring the URL to be stored directly in Qdrant payloads [21], [22].</w:t>
       </w:r>
     </w:p>
@@ -19691,11 +19871,7 @@
         <w:t>llama-3.3-70b-versatile</w:t>
       </w:r>
       <w:r>
-        <w:t xml:space="preserve"> through Groq [13], [22]. The model receives the user question and retrieved legal context. In document workflows, </w:t>
-      </w:r>
-      <w:r>
-        <w:lastRenderedPageBreak/>
-        <w:t>separate generation functions are used for document analysis and document comparison. If mock modes are enabled or no LLM key is available, fallback behavior can produce extractive or document-oriented responses.</w:t>
+        <w:t xml:space="preserve"> through Groq [13], [22]. The model receives the user question and retrieved legal context. In document workflows, separate generation functions are used for document analysis and document comparison. If mock modes are enabled or no LLM key is available, fallback behavior can produce extractive or document-oriented responses.</w:t>
       </w:r>
     </w:p>
     <w:p>
@@ -20249,6 +20425,7 @@
         <w:jc w:val="both"/>
       </w:pPr>
       <w:r>
+        <w:lastRenderedPageBreak/>
         <w:t>The test artifacts show that upstream availability and rate limits are not theoretical concerns. The 100-question system test recorded Groq upstream errors, rate-limit responses, and empty answer cases under test conditions [24]. These observations support the future-work items related to retry logic, monitoring, and request pacing.</w:t>
       </w:r>
     </w:p>
@@ -20268,7 +20445,6 @@
         <w:jc w:val="both"/>
       </w:pPr>
       <w:r>
-        <w:lastRenderedPageBreak/>
         <w:t>The latency of a RAG request is the sum of several operations: request validation, category detection, optional query rewriting, embedding generation, vector search, optional reranking, source formatting, LLM answer generation, and persistence. The system uses SSE streaming to improve perceived responsiveness, but the retrieval stage still must complete before the first metadata event is sent [20], [22].</w:t>
       </w:r>
     </w:p>
@@ -21941,7 +22117,67 @@
       </w:r>
     </w:p>
     <w:p>
-      <w:r>
+      <w:pPr>
+        <w:spacing w:before="60" w:after="120"/>
+        <w:jc w:val="center"/>
+      </w:pPr>
+      <w:r>
+        <w:rPr>
+          <w:noProof/>
+        </w:rPr>
+        <w:drawing>
+          <wp:inline distT="0" distB="0" distL="0" distR="0" wp14:anchorId="6B371F7E" wp14:editId="5C04F618">
+            <wp:extent cx="5502910" cy="6736080"/>
+            <wp:effectExtent l="0" t="0" r="2540" b="7620"/>
+            <wp:docPr id="288143157" name="Picture 2"/>
+            <wp:cNvGraphicFramePr>
+              <a:graphicFrameLocks xmlns:a="http://schemas.openxmlformats.org/drawingml/2006/main" noChangeAspect="1"/>
+            </wp:cNvGraphicFramePr>
+            <a:graphic xmlns:a="http://schemas.openxmlformats.org/drawingml/2006/main">
+              <a:graphicData uri="http://schemas.openxmlformats.org/drawingml/2006/picture">
+                <pic:pic xmlns:pic="http://schemas.openxmlformats.org/drawingml/2006/picture">
+                  <pic:nvPicPr>
+                    <pic:cNvPr id="0" name="Picture 3"/>
+                    <pic:cNvPicPr>
+                      <a:picLocks noChangeAspect="1" noChangeArrowheads="1"/>
+                    </pic:cNvPicPr>
+                  </pic:nvPicPr>
+                  <pic:blipFill>
+                    <a:blip r:embed="rId19">
+                      <a:extLst>
+                        <a:ext uri="{28A0092B-C50C-407E-A947-70E740481C1C}">
+                          <a14:useLocalDpi xmlns:a14="http://schemas.microsoft.com/office/drawing/2010/main" val="0"/>
+                        </a:ext>
+                      </a:extLst>
+                    </a:blip>
+                    <a:srcRect/>
+                    <a:stretch>
+                      <a:fillRect/>
+                    </a:stretch>
+                  </pic:blipFill>
+                  <pic:spPr bwMode="auto">
+                    <a:xfrm>
+                      <a:off x="0" y="0"/>
+                      <a:ext cx="5502910" cy="6736080"/>
+                    </a:xfrm>
+                    <a:prstGeom prst="rect">
+                      <a:avLst/>
+                    </a:prstGeom>
+                    <a:noFill/>
+                    <a:ln>
+                      <a:noFill/>
+                    </a:ln>
+                  </pic:spPr>
+                </pic:pic>
+              </a:graphicData>
+            </a:graphic>
+          </wp:inline>
+        </w:drawing>
+      </w:r>
+    </w:p>
+    <w:p>
+      <w:r>
+        <w:lastRenderedPageBreak/>
         <w:br w:type="page"/>
       </w:r>
     </w:p>
@@ -22050,7 +22286,7 @@
                     </pic:cNvPicPr>
                   </pic:nvPicPr>
                   <pic:blipFill>
-                    <a:blip r:embed="rId17">
+                    <a:blip r:embed="rId20">
                       <a:extLst>
                         <a:ext uri="{28A0092B-C50C-407E-A947-70E740481C1C}">
                           <a14:useLocalDpi xmlns:a14="http://schemas.microsoft.com/office/drawing/2010/main" val="0"/>
@@ -22112,7 +22348,7 @@
           <w:noProof/>
         </w:rPr>
         <w:drawing>
-          <wp:inline distT="0" distB="0" distL="0" distR="0" wp14:anchorId="5B043BBA" wp14:editId="09B0752E">
+          <wp:inline distT="0" distB="0" distL="0" distR="0" wp14:anchorId="5B043BBA" wp14:editId="11166C97">
             <wp:extent cx="5502910" cy="4563110"/>
             <wp:effectExtent l="0" t="0" r="2540" b="8890"/>
             <wp:docPr id="1733703751" name="Picture 4"/>
@@ -22129,7 +22365,7 @@
                     </pic:cNvPicPr>
                   </pic:nvPicPr>
                   <pic:blipFill>
-                    <a:blip r:embed="rId18" cstate="print">
+                    <a:blip r:embed="rId21" cstate="print">
                       <a:extLst>
                         <a:ext uri="{28A0092B-C50C-407E-A947-70E740481C1C}">
                           <a14:useLocalDpi xmlns:a14="http://schemas.microsoft.com/office/drawing/2010/main" val="0"/>
@@ -22285,7 +22521,7 @@
                     </pic:cNvPicPr>
                   </pic:nvPicPr>
                   <pic:blipFill>
-                    <a:blip r:embed="rId19" cstate="print">
+                    <a:blip r:embed="rId22" cstate="print">
                       <a:extLst>
                         <a:ext uri="{28A0092B-C50C-407E-A947-70E740481C1C}">
                           <a14:useLocalDpi xmlns:a14="http://schemas.microsoft.com/office/drawing/2010/main" val="0"/>
@@ -22338,7 +22574,7 @@
                     </pic:cNvPicPr>
                   </pic:nvPicPr>
                   <pic:blipFill>
-                    <a:blip r:embed="rId20" cstate="print">
+                    <a:blip r:embed="rId23" cstate="print">
                       <a:extLst>
                         <a:ext uri="{28A0092B-C50C-407E-A947-70E740481C1C}">
                           <a14:useLocalDpi xmlns:a14="http://schemas.microsoft.com/office/drawing/2010/main" val="0"/>
@@ -23386,7 +23622,7 @@
           <w:noProof/>
         </w:rPr>
         <w:drawing>
-          <wp:inline distT="0" distB="0" distL="0" distR="0" wp14:anchorId="783E634E" wp14:editId="748733E7">
+          <wp:inline distT="0" distB="0" distL="0" distR="0" wp14:anchorId="783E634E" wp14:editId="139D3567">
             <wp:extent cx="5502910" cy="4080510"/>
             <wp:effectExtent l="0" t="0" r="2540" b="0"/>
             <wp:docPr id="1493195228" name="Picture 8"/>
@@ -23403,7 +23639,7 @@
                     </pic:cNvPicPr>
                   </pic:nvPicPr>
                   <pic:blipFill>
-                    <a:blip r:embed="rId21" cstate="print">
+                    <a:blip r:embed="rId24" cstate="print">
                       <a:extLst>
                         <a:ext uri="{28A0092B-C50C-407E-A947-70E740481C1C}">
                           <a14:useLocalDpi xmlns:a14="http://schemas.microsoft.com/office/drawing/2010/main" val="0"/>
@@ -37175,8 +37411,8 @@
     </w:tbl>
     <w:p/>
     <w:sectPr>
-      <w:headerReference w:type="default" r:id="rId22"/>
-      <w:footerReference w:type="default" r:id="rId23"/>
+      <w:headerReference w:type="default" r:id="rId25"/>
+      <w:footerReference w:type="default" r:id="rId26"/>
       <w:pgSz w:w="11906" w:h="16838"/>
       <w:pgMar w:top="1440" w:right="1440" w:bottom="1440" w:left="1800" w:header="708" w:footer="708" w:gutter="0"/>
       <w:cols w:space="708"/>
